--- a/docs/Risk_Management_and_Mitigation.docx
+++ b/docs/Risk_Management_and_Mitigation.docx
@@ -4,78 +4,90 @@
   <w:body>
     <w:p>
       <w:pPr>
-        <w:pStyle w:val="Heading1"/>
-        <w:spacing w:before="240" w:after="120"/>
+        <w:spacing w:before="280" w:after="120"/>
       </w:pPr>
       <w:r>
         <w:rPr>
-          <w:rFonts w:ascii="Georgia" w:hAnsi="Georgia"/>
+          <w:rFonts w:ascii="Playfair Display" w:hAnsi="Playfair Display"/>
           <w:b/>
           <w:color w:val="721F3A"/>
-          <w:sz w:val="36"/>
+          <w:sz w:val="44"/>
         </w:rPr>
         <w:t>MagulaPlan (Magula.lk) — Risk Management &amp; Mitigation Plan</w:t>
       </w:r>
     </w:p>
     <w:p>
       <w:pPr>
-        <w:pStyle w:val="Heading2"/>
-        <w:spacing w:before="200" w:after="80"/>
+        <w:spacing w:before="240" w:after="80"/>
       </w:pPr>
       <w:r>
         <w:rPr>
-          <w:rFonts w:ascii="Georgia" w:hAnsi="Georgia"/>
+          <w:rFonts w:ascii="Playfair Display" w:hAnsi="Playfair Display"/>
           <w:b/>
           <w:color w:val="721F3A"/>
-          <w:sz w:val="28"/>
+          <w:sz w:val="30"/>
         </w:rPr>
         <w:t>1. Risk Management Framework</w:t>
       </w:r>
     </w:p>
     <w:p>
       <w:pPr>
-        <w:spacing w:before="40" w:after="80"/>
+        <w:spacing w:after="80"/>
       </w:pPr>
       <w:r>
         <w:rPr>
-          <w:rFonts w:ascii="Calibri" w:hAnsi="Calibri"/>
+          <w:rFonts w:ascii="Segoe UI" w:hAnsi="Segoe UI"/>
           <w:color w:val="222222"/>
-          <w:sz w:val="20"/>
+          <w:sz w:val="19"/>
         </w:rPr>
-        <w:t>In accordance with academic project management guidelines (Section 1.3: Risk Assessment and Mitigation Strategies), this document details the risk identification, qualitative risk scoring, and proactive mitigation strategies executed during the MagulaPlan project.</w:t>
+        <w:t>In accordance with academic project management guidelines (</w:t>
+      </w:r>
+      <w:r>
+        <w:rPr>
+          <w:rFonts w:ascii="Segoe UI" w:hAnsi="Segoe UI"/>
+          <w:b/>
+          <w:color w:val="222222"/>
+          <w:sz w:val="19"/>
+        </w:rPr>
+        <w:t>Section 1.3: Risk Assessment and Mitigation Strategies</w:t>
+      </w:r>
+      <w:r>
+        <w:rPr>
+          <w:rFonts w:ascii="Segoe UI" w:hAnsi="Segoe UI"/>
+          <w:color w:val="222222"/>
+          <w:sz w:val="19"/>
+        </w:rPr>
+        <w:t>), this document details the risk identification, qualitative risk scoring, and proactive mitigation strategies executed during the MagulaPlan project.</w:t>
       </w:r>
     </w:p>
     <w:p>
       <w:pPr>
-        <w:spacing w:before="40" w:after="80"/>
+        <w:spacing w:before="120" w:after="120"/>
       </w:pPr>
       <w:r>
         <w:rPr>
-          <w:rFonts w:ascii="Calibri" w:hAnsi="Calibri"/>
-          <w:color w:val="222222"/>
-          <w:sz w:val="20"/>
+          <w:color w:val="EEDDE0"/>
         </w:rPr>
-        <w:t>---</w:t>
+        <w:t>__________________________________________________________________________</w:t>
       </w:r>
     </w:p>
     <w:p>
       <w:pPr>
-        <w:pStyle w:val="Heading2"/>
-        <w:spacing w:before="200" w:after="80"/>
+        <w:spacing w:before="240" w:after="80"/>
       </w:pPr>
       <w:r>
         <w:rPr>
-          <w:rFonts w:ascii="Georgia" w:hAnsi="Georgia"/>
+          <w:rFonts w:ascii="Playfair Display" w:hAnsi="Playfair Display"/>
           <w:b/>
           <w:color w:val="721F3A"/>
-          <w:sz w:val="28"/>
+          <w:sz w:val="30"/>
         </w:rPr>
         <w:t>2. Risk Assessment Matrix</w:t>
       </w:r>
     </w:p>
     <w:p>
       <w:pPr>
-        <w:spacing w:before="80" w:after="120"/>
+        <w:spacing w:before="80" w:after="80"/>
         <w:ind w:left="288"/>
       </w:pPr>
       <w:r>
@@ -111,1227 +123,9 @@
         <w:t xml:space="preserve">    "Commit-Only Mark Skew (RSK-05)": [0.70, 0.80]</w:t>
       </w:r>
     </w:p>
-    <w:tbl>
-      <w:tblPr>
-        <w:tblW w:type="auto" w:w="0"/>
-        <w:jc w:val="center"/>
-        <w:tblLook w:firstColumn="1" w:firstRow="1" w:lastColumn="0" w:lastRow="0" w:noHBand="0" w:noVBand="1" w:val="04A0"/>
-      </w:tblPr>
-      <w:tblGrid>
-        <w:gridCol w:w="1170"/>
-        <w:gridCol w:w="1170"/>
-        <w:gridCol w:w="1170"/>
-        <w:gridCol w:w="1170"/>
-        <w:gridCol w:w="1170"/>
-        <w:gridCol w:w="1170"/>
-        <w:gridCol w:w="1170"/>
-        <w:gridCol w:w="1170"/>
-      </w:tblGrid>
-      <w:tr>
-        <w:tc>
-          <w:tcPr>
-            <w:tcW w:type="dxa" w:w="1170"/>
-            <w:shd w:fill="721F3A"/>
-            <w:tcMar>
-              <w:top w:w="120" w:type="dxa"/>
-              <w:bottom w:w="120" w:type="dxa"/>
-              <w:left w:w="150" w:type="dxa"/>
-              <w:right w:w="150" w:type="dxa"/>
-            </w:tcMar>
-          </w:tcPr>
-          <w:p>
-            <w:pPr>
-              <w:spacing w:before="40" w:after="40"/>
-            </w:pPr>
-            <w:r>
-              <w:rPr>
-                <w:rFonts w:ascii="Calibri" w:hAnsi="Calibri"/>
-                <w:b/>
-                <w:color w:val="FFFFFF"/>
-                <w:sz w:val="19"/>
-              </w:rPr>
-              <w:t>Risk ID</w:t>
-            </w:r>
-          </w:p>
-        </w:tc>
-        <w:tc>
-          <w:tcPr>
-            <w:tcW w:type="dxa" w:w="1170"/>
-            <w:shd w:fill="721F3A"/>
-            <w:tcMar>
-              <w:top w:w="120" w:type="dxa"/>
-              <w:bottom w:w="120" w:type="dxa"/>
-              <w:left w:w="150" w:type="dxa"/>
-              <w:right w:w="150" w:type="dxa"/>
-            </w:tcMar>
-          </w:tcPr>
-          <w:p>
-            <w:pPr>
-              <w:spacing w:before="40" w:after="40"/>
-            </w:pPr>
-            <w:r>
-              <w:rPr>
-                <w:rFonts w:ascii="Calibri" w:hAnsi="Calibri"/>
-                <w:b/>
-                <w:color w:val="FFFFFF"/>
-                <w:sz w:val="19"/>
-              </w:rPr>
-              <w:t>Category</w:t>
-            </w:r>
-          </w:p>
-        </w:tc>
-        <w:tc>
-          <w:tcPr>
-            <w:tcW w:type="dxa" w:w="1170"/>
-            <w:shd w:fill="721F3A"/>
-            <w:tcMar>
-              <w:top w:w="120" w:type="dxa"/>
-              <w:bottom w:w="120" w:type="dxa"/>
-              <w:left w:w="150" w:type="dxa"/>
-              <w:right w:w="150" w:type="dxa"/>
-            </w:tcMar>
-          </w:tcPr>
-          <w:p>
-            <w:pPr>
-              <w:spacing w:before="40" w:after="40"/>
-            </w:pPr>
-            <w:r>
-              <w:rPr>
-                <w:rFonts w:ascii="Calibri" w:hAnsi="Calibri"/>
-                <w:b/>
-                <w:color w:val="FFFFFF"/>
-                <w:sz w:val="19"/>
-              </w:rPr>
-              <w:t>Risk Description</w:t>
-            </w:r>
-          </w:p>
-        </w:tc>
-        <w:tc>
-          <w:tcPr>
-            <w:tcW w:type="dxa" w:w="1170"/>
-            <w:shd w:fill="721F3A"/>
-            <w:tcMar>
-              <w:top w:w="120" w:type="dxa"/>
-              <w:bottom w:w="120" w:type="dxa"/>
-              <w:left w:w="150" w:type="dxa"/>
-              <w:right w:w="150" w:type="dxa"/>
-            </w:tcMar>
-          </w:tcPr>
-          <w:p>
-            <w:pPr>
-              <w:spacing w:before="40" w:after="40"/>
-            </w:pPr>
-            <w:r>
-              <w:rPr>
-                <w:rFonts w:ascii="Calibri" w:hAnsi="Calibri"/>
-                <w:b/>
-                <w:color w:val="FFFFFF"/>
-                <w:sz w:val="19"/>
-              </w:rPr>
-              <w:t>Likelihood (1-5)</w:t>
-            </w:r>
-          </w:p>
-        </w:tc>
-        <w:tc>
-          <w:tcPr>
-            <w:tcW w:type="dxa" w:w="1170"/>
-            <w:shd w:fill="721F3A"/>
-            <w:tcMar>
-              <w:top w:w="120" w:type="dxa"/>
-              <w:bottom w:w="120" w:type="dxa"/>
-              <w:left w:w="150" w:type="dxa"/>
-              <w:right w:w="150" w:type="dxa"/>
-            </w:tcMar>
-          </w:tcPr>
-          <w:p>
-            <w:pPr>
-              <w:spacing w:before="40" w:after="40"/>
-            </w:pPr>
-            <w:r>
-              <w:rPr>
-                <w:rFonts w:ascii="Calibri" w:hAnsi="Calibri"/>
-                <w:b/>
-                <w:color w:val="FFFFFF"/>
-                <w:sz w:val="19"/>
-              </w:rPr>
-              <w:t>Impact (1-5)</w:t>
-            </w:r>
-          </w:p>
-        </w:tc>
-        <w:tc>
-          <w:tcPr>
-            <w:tcW w:type="dxa" w:w="1170"/>
-            <w:shd w:fill="721F3A"/>
-            <w:tcMar>
-              <w:top w:w="120" w:type="dxa"/>
-              <w:bottom w:w="120" w:type="dxa"/>
-              <w:left w:w="150" w:type="dxa"/>
-              <w:right w:w="150" w:type="dxa"/>
-            </w:tcMar>
-          </w:tcPr>
-          <w:p>
-            <w:pPr>
-              <w:spacing w:before="40" w:after="40"/>
-            </w:pPr>
-            <w:r>
-              <w:rPr>
-                <w:rFonts w:ascii="Calibri" w:hAnsi="Calibri"/>
-                <w:b/>
-                <w:color w:val="FFFFFF"/>
-                <w:sz w:val="19"/>
-              </w:rPr>
-              <w:t>Risk Score (LxI)</w:t>
-            </w:r>
-          </w:p>
-        </w:tc>
-        <w:tc>
-          <w:tcPr>
-            <w:tcW w:type="dxa" w:w="1170"/>
-            <w:shd w:fill="721F3A"/>
-            <w:tcMar>
-              <w:top w:w="120" w:type="dxa"/>
-              <w:bottom w:w="120" w:type="dxa"/>
-              <w:left w:w="150" w:type="dxa"/>
-              <w:right w:w="150" w:type="dxa"/>
-            </w:tcMar>
-          </w:tcPr>
-          <w:p>
-            <w:pPr>
-              <w:spacing w:before="40" w:after="40"/>
-            </w:pPr>
-            <w:r>
-              <w:rPr>
-                <w:rFonts w:ascii="Calibri" w:hAnsi="Calibri"/>
-                <w:b/>
-                <w:color w:val="FFFFFF"/>
-                <w:sz w:val="19"/>
-              </w:rPr>
-              <w:t>Mitigation &amp; Resolution Implemented</w:t>
-            </w:r>
-          </w:p>
-        </w:tc>
-        <w:tc>
-          <w:tcPr>
-            <w:tcW w:type="dxa" w:w="1170"/>
-            <w:shd w:fill="721F3A"/>
-            <w:tcMar>
-              <w:top w:w="120" w:type="dxa"/>
-              <w:bottom w:w="120" w:type="dxa"/>
-              <w:left w:w="150" w:type="dxa"/>
-              <w:right w:w="150" w:type="dxa"/>
-            </w:tcMar>
-          </w:tcPr>
-          <w:p>
-            <w:pPr>
-              <w:spacing w:before="40" w:after="40"/>
-            </w:pPr>
-            <w:r>
-              <w:rPr>
-                <w:rFonts w:ascii="Calibri" w:hAnsi="Calibri"/>
-                <w:b/>
-                <w:color w:val="FFFFFF"/>
-                <w:sz w:val="19"/>
-              </w:rPr>
-              <w:t>Status</w:t>
-            </w:r>
-          </w:p>
-        </w:tc>
-      </w:tr>
-      <w:tr>
-        <w:tc>
-          <w:tcPr>
-            <w:tcW w:type="dxa" w:w="1170"/>
-            <w:tcMar>
-              <w:top w:w="80" w:type="dxa"/>
-              <w:bottom w:w="80" w:type="dxa"/>
-              <w:left w:w="150" w:type="dxa"/>
-              <w:right w:w="150" w:type="dxa"/>
-            </w:tcMar>
-          </w:tcPr>
-          <w:p>
-            <w:pPr>
-              <w:spacing w:before="40" w:after="40"/>
-            </w:pPr>
-            <w:r>
-              <w:rPr>
-                <w:rFonts w:ascii="Calibri" w:hAnsi="Calibri"/>
-                <w:color w:val="333333"/>
-                <w:sz w:val="18"/>
-              </w:rPr>
-              <w:t>RSK-01</w:t>
-            </w:r>
-          </w:p>
-        </w:tc>
-        <w:tc>
-          <w:tcPr>
-            <w:tcW w:type="dxa" w:w="1170"/>
-            <w:tcMar>
-              <w:top w:w="80" w:type="dxa"/>
-              <w:bottom w:w="80" w:type="dxa"/>
-              <w:left w:w="150" w:type="dxa"/>
-              <w:right w:w="150" w:type="dxa"/>
-            </w:tcMar>
-          </w:tcPr>
-          <w:p>
-            <w:pPr>
-              <w:spacing w:before="40" w:after="40"/>
-            </w:pPr>
-            <w:r>
-              <w:rPr>
-                <w:rFonts w:ascii="Calibri" w:hAnsi="Calibri"/>
-                <w:color w:val="333333"/>
-                <w:sz w:val="18"/>
-              </w:rPr>
-              <w:t>Technical / Integration</w:t>
-            </w:r>
-          </w:p>
-        </w:tc>
-        <w:tc>
-          <w:tcPr>
-            <w:tcW w:type="dxa" w:w="1170"/>
-            <w:tcMar>
-              <w:top w:w="80" w:type="dxa"/>
-              <w:bottom w:w="80" w:type="dxa"/>
-              <w:left w:w="150" w:type="dxa"/>
-              <w:right w:w="150" w:type="dxa"/>
-            </w:tcMar>
-          </w:tcPr>
-          <w:p>
-            <w:pPr>
-              <w:spacing w:before="40" w:after="40"/>
-            </w:pPr>
-            <w:r>
-              <w:rPr>
-                <w:rFonts w:ascii="Calibri" w:hAnsi="Calibri"/>
-                <w:color w:val="333333"/>
-                <w:sz w:val="18"/>
-              </w:rPr>
-              <w:t>Meta WhatsApp Business API Bottlenecks: Enterprise WhatsApp API requires business registration verification and charges per-message template fees.</w:t>
-            </w:r>
-          </w:p>
-        </w:tc>
-        <w:tc>
-          <w:tcPr>
-            <w:tcW w:type="dxa" w:w="1170"/>
-            <w:tcMar>
-              <w:top w:w="80" w:type="dxa"/>
-              <w:bottom w:w="80" w:type="dxa"/>
-              <w:left w:w="150" w:type="dxa"/>
-              <w:right w:w="150" w:type="dxa"/>
-            </w:tcMar>
-          </w:tcPr>
-          <w:p>
-            <w:pPr>
-              <w:spacing w:before="40" w:after="40"/>
-            </w:pPr>
-            <w:r>
-              <w:rPr>
-                <w:rFonts w:ascii="Calibri" w:hAnsi="Calibri"/>
-                <w:color w:val="333333"/>
-                <w:sz w:val="18"/>
-              </w:rPr>
-              <w:t>5 (High)</w:t>
-            </w:r>
-          </w:p>
-        </w:tc>
-        <w:tc>
-          <w:tcPr>
-            <w:tcW w:type="dxa" w:w="1170"/>
-            <w:tcMar>
-              <w:top w:w="80" w:type="dxa"/>
-              <w:bottom w:w="80" w:type="dxa"/>
-              <w:left w:w="150" w:type="dxa"/>
-              <w:right w:w="150" w:type="dxa"/>
-            </w:tcMar>
-          </w:tcPr>
-          <w:p>
-            <w:pPr>
-              <w:spacing w:before="40" w:after="40"/>
-            </w:pPr>
-            <w:r>
-              <w:rPr>
-                <w:rFonts w:ascii="Calibri" w:hAnsi="Calibri"/>
-                <w:color w:val="333333"/>
-                <w:sz w:val="18"/>
-              </w:rPr>
-              <w:t>5 (High)</w:t>
-            </w:r>
-          </w:p>
-        </w:tc>
-        <w:tc>
-          <w:tcPr>
-            <w:tcW w:type="dxa" w:w="1170"/>
-            <w:tcMar>
-              <w:top w:w="80" w:type="dxa"/>
-              <w:bottom w:w="80" w:type="dxa"/>
-              <w:left w:w="150" w:type="dxa"/>
-              <w:right w:w="150" w:type="dxa"/>
-            </w:tcMar>
-          </w:tcPr>
-          <w:p>
-            <w:pPr>
-              <w:spacing w:before="40" w:after="40"/>
-            </w:pPr>
-            <w:r>
-              <w:rPr>
-                <w:rFonts w:ascii="Calibri" w:hAnsi="Calibri"/>
-                <w:color w:val="333333"/>
-                <w:sz w:val="18"/>
-              </w:rPr>
-              <w:t>25 (Critical)</w:t>
-            </w:r>
-          </w:p>
-        </w:tc>
-        <w:tc>
-          <w:tcPr>
-            <w:tcW w:type="dxa" w:w="1170"/>
-            <w:tcMar>
-              <w:top w:w="80" w:type="dxa"/>
-              <w:bottom w:w="80" w:type="dxa"/>
-              <w:left w:w="150" w:type="dxa"/>
-              <w:right w:w="150" w:type="dxa"/>
-            </w:tcMar>
-          </w:tcPr>
-          <w:p>
-            <w:pPr>
-              <w:spacing w:before="40" w:after="40"/>
-            </w:pPr>
-            <w:r>
-              <w:rPr>
-                <w:rFonts w:ascii="Calibri" w:hAnsi="Calibri"/>
-                <w:color w:val="333333"/>
-                <w:sz w:val="18"/>
-              </w:rPr>
-              <w:t>Architectural Pivot: Implemented native mobile Web Share API with automated WhatsApp Click-to-Chat deep links (`wa.me/94...`) and clipboard fallback. Zero cost and zero verification delay.</w:t>
-            </w:r>
-          </w:p>
-        </w:tc>
-        <w:tc>
-          <w:tcPr>
-            <w:tcW w:type="dxa" w:w="1170"/>
-            <w:tcMar>
-              <w:top w:w="80" w:type="dxa"/>
-              <w:bottom w:w="80" w:type="dxa"/>
-              <w:left w:w="150" w:type="dxa"/>
-              <w:right w:w="150" w:type="dxa"/>
-            </w:tcMar>
-          </w:tcPr>
-          <w:p>
-            <w:pPr>
-              <w:spacing w:before="40" w:after="40"/>
-            </w:pPr>
-            <w:r>
-              <w:rPr>
-                <w:rFonts w:ascii="Calibri" w:hAnsi="Calibri"/>
-                <w:color w:val="333333"/>
-                <w:sz w:val="18"/>
-              </w:rPr>
-              <w:t>✅ Resolved</w:t>
-            </w:r>
-          </w:p>
-        </w:tc>
-      </w:tr>
-      <w:tr>
-        <w:tc>
-          <w:tcPr>
-            <w:tcW w:type="dxa" w:w="1170"/>
-            <w:shd w:fill="FBF8F9"/>
-            <w:tcMar>
-              <w:top w:w="80" w:type="dxa"/>
-              <w:bottom w:w="80" w:type="dxa"/>
-              <w:left w:w="150" w:type="dxa"/>
-              <w:right w:w="150" w:type="dxa"/>
-            </w:tcMar>
-          </w:tcPr>
-          <w:p>
-            <w:pPr>
-              <w:spacing w:before="40" w:after="40"/>
-            </w:pPr>
-            <w:r>
-              <w:rPr>
-                <w:rFonts w:ascii="Calibri" w:hAnsi="Calibri"/>
-                <w:color w:val="333333"/>
-                <w:sz w:val="18"/>
-              </w:rPr>
-              <w:t>RSK-02</w:t>
-            </w:r>
-          </w:p>
-        </w:tc>
-        <w:tc>
-          <w:tcPr>
-            <w:tcW w:type="dxa" w:w="1170"/>
-            <w:shd w:fill="FBF8F9"/>
-            <w:tcMar>
-              <w:top w:w="80" w:type="dxa"/>
-              <w:bottom w:w="80" w:type="dxa"/>
-              <w:left w:w="150" w:type="dxa"/>
-              <w:right w:w="150" w:type="dxa"/>
-            </w:tcMar>
-          </w:tcPr>
-          <w:p>
-            <w:pPr>
-              <w:spacing w:before="40" w:after="40"/>
-            </w:pPr>
-            <w:r>
-              <w:rPr>
-                <w:rFonts w:ascii="Calibri" w:hAnsi="Calibri"/>
-                <w:color w:val="333333"/>
-                <w:sz w:val="18"/>
-              </w:rPr>
-              <w:t>Infrastructure</w:t>
-            </w:r>
-          </w:p>
-        </w:tc>
-        <w:tc>
-          <w:tcPr>
-            <w:tcW w:type="dxa" w:w="1170"/>
-            <w:shd w:fill="FBF8F9"/>
-            <w:tcMar>
-              <w:top w:w="80" w:type="dxa"/>
-              <w:bottom w:w="80" w:type="dxa"/>
-              <w:left w:w="150" w:type="dxa"/>
-              <w:right w:w="150" w:type="dxa"/>
-            </w:tcMar>
-          </w:tcPr>
-          <w:p>
-            <w:pPr>
-              <w:spacing w:before="40" w:after="40"/>
-            </w:pPr>
-            <w:r>
-              <w:rPr>
-                <w:rFonts w:ascii="Calibri" w:hAnsi="Calibri"/>
-                <w:color w:val="333333"/>
-                <w:sz w:val="18"/>
-              </w:rPr>
-              <w:t>Managed Cloud Database Inactivity Timeout: Aiven MySQL free tier pauses upon prolonged inactivity, causing 500 API gateway timeouts during evaluation.</w:t>
-            </w:r>
-          </w:p>
-        </w:tc>
-        <w:tc>
-          <w:tcPr>
-            <w:tcW w:type="dxa" w:w="1170"/>
-            <w:shd w:fill="FBF8F9"/>
-            <w:tcMar>
-              <w:top w:w="80" w:type="dxa"/>
-              <w:bottom w:w="80" w:type="dxa"/>
-              <w:left w:w="150" w:type="dxa"/>
-              <w:right w:w="150" w:type="dxa"/>
-            </w:tcMar>
-          </w:tcPr>
-          <w:p>
-            <w:pPr>
-              <w:spacing w:before="40" w:after="40"/>
-            </w:pPr>
-            <w:r>
-              <w:rPr>
-                <w:rFonts w:ascii="Calibri" w:hAnsi="Calibri"/>
-                <w:color w:val="333333"/>
-                <w:sz w:val="18"/>
-              </w:rPr>
-              <w:t>4 (Med-High)</w:t>
-            </w:r>
-          </w:p>
-        </w:tc>
-        <w:tc>
-          <w:tcPr>
-            <w:tcW w:type="dxa" w:w="1170"/>
-            <w:shd w:fill="FBF8F9"/>
-            <w:tcMar>
-              <w:top w:w="80" w:type="dxa"/>
-              <w:bottom w:w="80" w:type="dxa"/>
-              <w:left w:w="150" w:type="dxa"/>
-              <w:right w:w="150" w:type="dxa"/>
-            </w:tcMar>
-          </w:tcPr>
-          <w:p>
-            <w:pPr>
-              <w:spacing w:before="40" w:after="40"/>
-            </w:pPr>
-            <w:r>
-              <w:rPr>
-                <w:rFonts w:ascii="Calibri" w:hAnsi="Calibri"/>
-                <w:color w:val="333333"/>
-                <w:sz w:val="18"/>
-              </w:rPr>
-              <w:t>4 (High)</w:t>
-            </w:r>
-          </w:p>
-        </w:tc>
-        <w:tc>
-          <w:tcPr>
-            <w:tcW w:type="dxa" w:w="1170"/>
-            <w:shd w:fill="FBF8F9"/>
-            <w:tcMar>
-              <w:top w:w="80" w:type="dxa"/>
-              <w:bottom w:w="80" w:type="dxa"/>
-              <w:left w:w="150" w:type="dxa"/>
-              <w:right w:w="150" w:type="dxa"/>
-            </w:tcMar>
-          </w:tcPr>
-          <w:p>
-            <w:pPr>
-              <w:spacing w:before="40" w:after="40"/>
-            </w:pPr>
-            <w:r>
-              <w:rPr>
-                <w:rFonts w:ascii="Calibri" w:hAnsi="Calibri"/>
-                <w:color w:val="333333"/>
-                <w:sz w:val="18"/>
-              </w:rPr>
-              <w:t>16 (High)</w:t>
-            </w:r>
-          </w:p>
-        </w:tc>
-        <w:tc>
-          <w:tcPr>
-            <w:tcW w:type="dxa" w:w="1170"/>
-            <w:shd w:fill="FBF8F9"/>
-            <w:tcMar>
-              <w:top w:w="80" w:type="dxa"/>
-              <w:bottom w:w="80" w:type="dxa"/>
-              <w:left w:w="150" w:type="dxa"/>
-              <w:right w:w="150" w:type="dxa"/>
-            </w:tcMar>
-          </w:tcPr>
-          <w:p>
-            <w:pPr>
-              <w:spacing w:before="40" w:after="40"/>
-            </w:pPr>
-            <w:r>
-              <w:rPr>
-                <w:rFonts w:ascii="Calibri" w:hAnsi="Calibri"/>
-                <w:color w:val="333333"/>
-                <w:sz w:val="18"/>
-              </w:rPr>
-              <w:t>Configured connection retry pooling in HikariCP, implemented health ping endpoints, and verified fallback offline seed data in the frontend.</w:t>
-            </w:r>
-          </w:p>
-        </w:tc>
-        <w:tc>
-          <w:tcPr>
-            <w:tcW w:type="dxa" w:w="1170"/>
-            <w:shd w:fill="FBF8F9"/>
-            <w:tcMar>
-              <w:top w:w="80" w:type="dxa"/>
-              <w:bottom w:w="80" w:type="dxa"/>
-              <w:left w:w="150" w:type="dxa"/>
-              <w:right w:w="150" w:type="dxa"/>
-            </w:tcMar>
-          </w:tcPr>
-          <w:p>
-            <w:pPr>
-              <w:spacing w:before="40" w:after="40"/>
-            </w:pPr>
-            <w:r>
-              <w:rPr>
-                <w:rFonts w:ascii="Calibri" w:hAnsi="Calibri"/>
-                <w:color w:val="333333"/>
-                <w:sz w:val="18"/>
-              </w:rPr>
-              <w:t>✅ Resolved</w:t>
-            </w:r>
-          </w:p>
-        </w:tc>
-      </w:tr>
-      <w:tr>
-        <w:tc>
-          <w:tcPr>
-            <w:tcW w:type="dxa" w:w="1170"/>
-            <w:tcMar>
-              <w:top w:w="80" w:type="dxa"/>
-              <w:bottom w:w="80" w:type="dxa"/>
-              <w:left w:w="150" w:type="dxa"/>
-              <w:right w:w="150" w:type="dxa"/>
-            </w:tcMar>
-          </w:tcPr>
-          <w:p>
-            <w:pPr>
-              <w:spacing w:before="40" w:after="40"/>
-            </w:pPr>
-            <w:r>
-              <w:rPr>
-                <w:rFonts w:ascii="Calibri" w:hAnsi="Calibri"/>
-                <w:color w:val="333333"/>
-                <w:sz w:val="18"/>
-              </w:rPr>
-              <w:t>RSK-03</w:t>
-            </w:r>
-          </w:p>
-        </w:tc>
-        <w:tc>
-          <w:tcPr>
-            <w:tcW w:type="dxa" w:w="1170"/>
-            <w:tcMar>
-              <w:top w:w="80" w:type="dxa"/>
-              <w:bottom w:w="80" w:type="dxa"/>
-              <w:left w:w="150" w:type="dxa"/>
-              <w:right w:w="150" w:type="dxa"/>
-            </w:tcMar>
-          </w:tcPr>
-          <w:p>
-            <w:pPr>
-              <w:spacing w:before="40" w:after="40"/>
-            </w:pPr>
-            <w:r>
-              <w:rPr>
-                <w:rFonts w:ascii="Calibri" w:hAnsi="Calibri"/>
-                <w:color w:val="333333"/>
-                <w:sz w:val="18"/>
-              </w:rPr>
-              <w:t>Security</w:t>
-            </w:r>
-          </w:p>
-        </w:tc>
-        <w:tc>
-          <w:tcPr>
-            <w:tcW w:type="dxa" w:w="1170"/>
-            <w:tcMar>
-              <w:top w:w="80" w:type="dxa"/>
-              <w:bottom w:w="80" w:type="dxa"/>
-              <w:left w:w="150" w:type="dxa"/>
-              <w:right w:w="150" w:type="dxa"/>
-            </w:tcMar>
-          </w:tcPr>
-          <w:p>
-            <w:pPr>
-              <w:spacing w:before="40" w:after="40"/>
-            </w:pPr>
-            <w:r>
-              <w:rPr>
-                <w:rFonts w:ascii="Calibri" w:hAnsi="Calibri"/>
-                <w:color w:val="333333"/>
-                <w:sz w:val="18"/>
-              </w:rPr>
-              <w:t>Plaintext Passwords &amp; Weak Session Protection: Storing plaintext user credentials violates academic security standards and risks credential compromise.</w:t>
-            </w:r>
-          </w:p>
-        </w:tc>
-        <w:tc>
-          <w:tcPr>
-            <w:tcW w:type="dxa" w:w="1170"/>
-            <w:tcMar>
-              <w:top w:w="80" w:type="dxa"/>
-              <w:bottom w:w="80" w:type="dxa"/>
-              <w:left w:w="150" w:type="dxa"/>
-              <w:right w:w="150" w:type="dxa"/>
-            </w:tcMar>
-          </w:tcPr>
-          <w:p>
-            <w:pPr>
-              <w:spacing w:before="40" w:after="40"/>
-            </w:pPr>
-            <w:r>
-              <w:rPr>
-                <w:rFonts w:ascii="Calibri" w:hAnsi="Calibri"/>
-                <w:color w:val="333333"/>
-                <w:sz w:val="18"/>
-              </w:rPr>
-              <w:t>2 (Low)</w:t>
-            </w:r>
-          </w:p>
-        </w:tc>
-        <w:tc>
-          <w:tcPr>
-            <w:tcW w:type="dxa" w:w="1170"/>
-            <w:tcMar>
-              <w:top w:w="80" w:type="dxa"/>
-              <w:bottom w:w="80" w:type="dxa"/>
-              <w:left w:w="150" w:type="dxa"/>
-              <w:right w:w="150" w:type="dxa"/>
-            </w:tcMar>
-          </w:tcPr>
-          <w:p>
-            <w:pPr>
-              <w:spacing w:before="40" w:after="40"/>
-            </w:pPr>
-            <w:r>
-              <w:rPr>
-                <w:rFonts w:ascii="Calibri" w:hAnsi="Calibri"/>
-                <w:color w:val="333333"/>
-                <w:sz w:val="18"/>
-              </w:rPr>
-              <w:t>5 (Critical)</w:t>
-            </w:r>
-          </w:p>
-        </w:tc>
-        <w:tc>
-          <w:tcPr>
-            <w:tcW w:type="dxa" w:w="1170"/>
-            <w:tcMar>
-              <w:top w:w="80" w:type="dxa"/>
-              <w:bottom w:w="80" w:type="dxa"/>
-              <w:left w:w="150" w:type="dxa"/>
-              <w:right w:w="150" w:type="dxa"/>
-            </w:tcMar>
-          </w:tcPr>
-          <w:p>
-            <w:pPr>
-              <w:spacing w:before="40" w:after="40"/>
-            </w:pPr>
-            <w:r>
-              <w:rPr>
-                <w:rFonts w:ascii="Calibri" w:hAnsi="Calibri"/>
-                <w:color w:val="333333"/>
-                <w:sz w:val="18"/>
-              </w:rPr>
-              <w:t>10 (High)</w:t>
-            </w:r>
-          </w:p>
-        </w:tc>
-        <w:tc>
-          <w:tcPr>
-            <w:tcW w:type="dxa" w:w="1170"/>
-            <w:tcMar>
-              <w:top w:w="80" w:type="dxa"/>
-              <w:bottom w:w="80" w:type="dxa"/>
-              <w:left w:w="150" w:type="dxa"/>
-              <w:right w:w="150" w:type="dxa"/>
-            </w:tcMar>
-          </w:tcPr>
-          <w:p>
-            <w:pPr>
-              <w:spacing w:before="40" w:after="40"/>
-            </w:pPr>
-            <w:r>
-              <w:rPr>
-                <w:rFonts w:ascii="Calibri" w:hAnsi="Calibri"/>
-                <w:color w:val="333333"/>
-                <w:sz w:val="18"/>
-              </w:rPr>
-              <w:t>Integrated Spring Security with `BCryptPasswordEncoder` hashing and custom `SessionTokenAuthenticationFilter` enforcing RBAC.</w:t>
-            </w:r>
-          </w:p>
-        </w:tc>
-        <w:tc>
-          <w:tcPr>
-            <w:tcW w:type="dxa" w:w="1170"/>
-            <w:tcMar>
-              <w:top w:w="80" w:type="dxa"/>
-              <w:bottom w:w="80" w:type="dxa"/>
-              <w:left w:w="150" w:type="dxa"/>
-              <w:right w:w="150" w:type="dxa"/>
-            </w:tcMar>
-          </w:tcPr>
-          <w:p>
-            <w:pPr>
-              <w:spacing w:before="40" w:after="40"/>
-            </w:pPr>
-            <w:r>
-              <w:rPr>
-                <w:rFonts w:ascii="Calibri" w:hAnsi="Calibri"/>
-                <w:color w:val="333333"/>
-                <w:sz w:val="18"/>
-              </w:rPr>
-              <w:t>✅ Resolved</w:t>
-            </w:r>
-          </w:p>
-        </w:tc>
-      </w:tr>
-      <w:tr>
-        <w:tc>
-          <w:tcPr>
-            <w:tcW w:type="dxa" w:w="1170"/>
-            <w:shd w:fill="FBF8F9"/>
-            <w:tcMar>
-              <w:top w:w="80" w:type="dxa"/>
-              <w:bottom w:w="80" w:type="dxa"/>
-              <w:left w:w="150" w:type="dxa"/>
-              <w:right w:w="150" w:type="dxa"/>
-            </w:tcMar>
-          </w:tcPr>
-          <w:p>
-            <w:pPr>
-              <w:spacing w:before="40" w:after="40"/>
-            </w:pPr>
-            <w:r>
-              <w:rPr>
-                <w:rFonts w:ascii="Calibri" w:hAnsi="Calibri"/>
-                <w:color w:val="333333"/>
-                <w:sz w:val="18"/>
-              </w:rPr>
-              <w:t>RSK-04</w:t>
-            </w:r>
-          </w:p>
-        </w:tc>
-        <w:tc>
-          <w:tcPr>
-            <w:tcW w:type="dxa" w:w="1170"/>
-            <w:shd w:fill="FBF8F9"/>
-            <w:tcMar>
-              <w:top w:w="80" w:type="dxa"/>
-              <w:bottom w:w="80" w:type="dxa"/>
-              <w:left w:w="150" w:type="dxa"/>
-              <w:right w:w="150" w:type="dxa"/>
-            </w:tcMar>
-          </w:tcPr>
-          <w:p>
-            <w:pPr>
-              <w:spacing w:before="40" w:after="40"/>
-            </w:pPr>
-            <w:r>
-              <w:rPr>
-                <w:rFonts w:ascii="Calibri" w:hAnsi="Calibri"/>
-                <w:color w:val="333333"/>
-                <w:sz w:val="18"/>
-              </w:rPr>
-              <w:t>Schedule &amp; Scope</w:t>
-            </w:r>
-          </w:p>
-        </w:tc>
-        <w:tc>
-          <w:tcPr>
-            <w:tcW w:type="dxa" w:w="1170"/>
-            <w:shd w:fill="FBF8F9"/>
-            <w:tcMar>
-              <w:top w:w="80" w:type="dxa"/>
-              <w:bottom w:w="80" w:type="dxa"/>
-              <w:left w:w="150" w:type="dxa"/>
-              <w:right w:w="150" w:type="dxa"/>
-            </w:tcMar>
-          </w:tcPr>
-          <w:p>
-            <w:pPr>
-              <w:spacing w:before="40" w:after="40"/>
-            </w:pPr>
-            <w:r>
-              <w:rPr>
-                <w:rFonts w:ascii="Calibri" w:hAnsi="Calibri"/>
-                <w:color w:val="333333"/>
-                <w:sz w:val="18"/>
-              </w:rPr>
-              <w:t>Scope Creep on E-Commerce Payments: Attempting real-time bank payment gateways mid-sprint threatened project delivery deadlines.</w:t>
-            </w:r>
-          </w:p>
-        </w:tc>
-        <w:tc>
-          <w:tcPr>
-            <w:tcW w:type="dxa" w:w="1170"/>
-            <w:shd w:fill="FBF8F9"/>
-            <w:tcMar>
-              <w:top w:w="80" w:type="dxa"/>
-              <w:bottom w:w="80" w:type="dxa"/>
-              <w:left w:w="150" w:type="dxa"/>
-              <w:right w:w="150" w:type="dxa"/>
-            </w:tcMar>
-          </w:tcPr>
-          <w:p>
-            <w:pPr>
-              <w:spacing w:before="40" w:after="40"/>
-            </w:pPr>
-            <w:r>
-              <w:rPr>
-                <w:rFonts w:ascii="Calibri" w:hAnsi="Calibri"/>
-                <w:color w:val="333333"/>
-                <w:sz w:val="18"/>
-              </w:rPr>
-              <w:t>4 (High)</w:t>
-            </w:r>
-          </w:p>
-        </w:tc>
-        <w:tc>
-          <w:tcPr>
-            <w:tcW w:type="dxa" w:w="1170"/>
-            <w:shd w:fill="FBF8F9"/>
-            <w:tcMar>
-              <w:top w:w="80" w:type="dxa"/>
-              <w:bottom w:w="80" w:type="dxa"/>
-              <w:left w:w="150" w:type="dxa"/>
-              <w:right w:w="150" w:type="dxa"/>
-            </w:tcMar>
-          </w:tcPr>
-          <w:p>
-            <w:pPr>
-              <w:spacing w:before="40" w:after="40"/>
-            </w:pPr>
-            <w:r>
-              <w:rPr>
-                <w:rFonts w:ascii="Calibri" w:hAnsi="Calibri"/>
-                <w:color w:val="333333"/>
-                <w:sz w:val="18"/>
-              </w:rPr>
-              <w:t>3 (Medium)</w:t>
-            </w:r>
-          </w:p>
-        </w:tc>
-        <w:tc>
-          <w:tcPr>
-            <w:tcW w:type="dxa" w:w="1170"/>
-            <w:shd w:fill="FBF8F9"/>
-            <w:tcMar>
-              <w:top w:w="80" w:type="dxa"/>
-              <w:bottom w:w="80" w:type="dxa"/>
-              <w:left w:w="150" w:type="dxa"/>
-              <w:right w:w="150" w:type="dxa"/>
-            </w:tcMar>
-          </w:tcPr>
-          <w:p>
-            <w:pPr>
-              <w:spacing w:before="40" w:after="40"/>
-            </w:pPr>
-            <w:r>
-              <w:rPr>
-                <w:rFonts w:ascii="Calibri" w:hAnsi="Calibri"/>
-                <w:color w:val="333333"/>
-                <w:sz w:val="18"/>
-              </w:rPr>
-              <w:t>12 (Medium)</w:t>
-            </w:r>
-          </w:p>
-        </w:tc>
-        <w:tc>
-          <w:tcPr>
-            <w:tcW w:type="dxa" w:w="1170"/>
-            <w:shd w:fill="FBF8F9"/>
-            <w:tcMar>
-              <w:top w:w="80" w:type="dxa"/>
-              <w:bottom w:w="80" w:type="dxa"/>
-              <w:left w:w="150" w:type="dxa"/>
-              <w:right w:w="150" w:type="dxa"/>
-            </w:tcMar>
-          </w:tcPr>
-          <w:p>
-            <w:pPr>
-              <w:spacing w:before="40" w:after="40"/>
-            </w:pPr>
-            <w:r>
-              <w:rPr>
-                <w:rFonts w:ascii="Calibri" w:hAnsi="Calibri"/>
-                <w:color w:val="333333"/>
-                <w:sz w:val="18"/>
-              </w:rPr>
-              <w:t>Decoupled payment processing from MVP scope; engineered lightweight multi-vendor booking checkout engine and deferred live gateways to Phase 1 roadmap.</w:t>
-            </w:r>
-          </w:p>
-        </w:tc>
-        <w:tc>
-          <w:tcPr>
-            <w:tcW w:type="dxa" w:w="1170"/>
-            <w:shd w:fill="FBF8F9"/>
-            <w:tcMar>
-              <w:top w:w="80" w:type="dxa"/>
-              <w:bottom w:w="80" w:type="dxa"/>
-              <w:left w:w="150" w:type="dxa"/>
-              <w:right w:w="150" w:type="dxa"/>
-            </w:tcMar>
-          </w:tcPr>
-          <w:p>
-            <w:pPr>
-              <w:spacing w:before="40" w:after="40"/>
-            </w:pPr>
-            <w:r>
-              <w:rPr>
-                <w:rFonts w:ascii="Calibri" w:hAnsi="Calibri"/>
-                <w:color w:val="333333"/>
-                <w:sz w:val="18"/>
-              </w:rPr>
-              <w:t>✅ Resolved</w:t>
-            </w:r>
-          </w:p>
-        </w:tc>
-      </w:tr>
-      <w:tr>
-        <w:tc>
-          <w:tcPr>
-            <w:tcW w:type="dxa" w:w="1170"/>
-            <w:tcMar>
-              <w:top w:w="80" w:type="dxa"/>
-              <w:bottom w:w="80" w:type="dxa"/>
-              <w:left w:w="150" w:type="dxa"/>
-              <w:right w:w="150" w:type="dxa"/>
-            </w:tcMar>
-          </w:tcPr>
-          <w:p>
-            <w:pPr>
-              <w:spacing w:before="40" w:after="40"/>
-            </w:pPr>
-            <w:r>
-              <w:rPr>
-                <w:rFonts w:ascii="Calibri" w:hAnsi="Calibri"/>
-                <w:color w:val="333333"/>
-                <w:sz w:val="18"/>
-              </w:rPr>
-              <w:t>RSK-05</w:t>
-            </w:r>
-          </w:p>
-        </w:tc>
-        <w:tc>
-          <w:tcPr>
-            <w:tcW w:type="dxa" w:w="1170"/>
-            <w:tcMar>
-              <w:top w:w="80" w:type="dxa"/>
-              <w:bottom w:w="80" w:type="dxa"/>
-              <w:left w:w="150" w:type="dxa"/>
-              <w:right w:w="150" w:type="dxa"/>
-            </w:tcMar>
-          </w:tcPr>
-          <w:p>
-            <w:pPr>
-              <w:spacing w:before="40" w:after="40"/>
-            </w:pPr>
-            <w:r>
-              <w:rPr>
-                <w:rFonts w:ascii="Calibri" w:hAnsi="Calibri"/>
-                <w:color w:val="333333"/>
-                <w:sz w:val="18"/>
-              </w:rPr>
-              <w:t>Team &amp; Governance</w:t>
-            </w:r>
-          </w:p>
-        </w:tc>
-        <w:tc>
-          <w:tcPr>
-            <w:tcW w:type="dxa" w:w="1170"/>
-            <w:tcMar>
-              <w:top w:w="80" w:type="dxa"/>
-              <w:bottom w:w="80" w:type="dxa"/>
-              <w:left w:w="150" w:type="dxa"/>
-              <w:right w:w="150" w:type="dxa"/>
-            </w:tcMar>
-          </w:tcPr>
-          <w:p>
-            <w:pPr>
-              <w:spacing w:before="40" w:after="40"/>
-            </w:pPr>
-            <w:r>
-              <w:rPr>
-                <w:rFonts w:ascii="Calibri" w:hAnsi="Calibri"/>
-                <w:color w:val="333333"/>
-                <w:sz w:val="18"/>
-              </w:rPr>
-              <w:t>Evaluation Skew via Raw Git Commits: Non-coding SDLC work (ER modeling, QA automation, PM governance) risks unfair marking under commit-only evaluation.</w:t>
-            </w:r>
-          </w:p>
-        </w:tc>
-        <w:tc>
-          <w:tcPr>
-            <w:tcW w:type="dxa" w:w="1170"/>
-            <w:tcMar>
-              <w:top w:w="80" w:type="dxa"/>
-              <w:bottom w:w="80" w:type="dxa"/>
-              <w:left w:w="150" w:type="dxa"/>
-              <w:right w:w="150" w:type="dxa"/>
-            </w:tcMar>
-          </w:tcPr>
-          <w:p>
-            <w:pPr>
-              <w:spacing w:before="40" w:after="40"/>
-            </w:pPr>
-            <w:r>
-              <w:rPr>
-                <w:rFonts w:ascii="Calibri" w:hAnsi="Calibri"/>
-                <w:color w:val="333333"/>
-                <w:sz w:val="18"/>
-              </w:rPr>
-              <w:t>4 (High)</w:t>
-            </w:r>
-          </w:p>
-        </w:tc>
-        <w:tc>
-          <w:tcPr>
-            <w:tcW w:type="dxa" w:w="1170"/>
-            <w:tcMar>
-              <w:top w:w="80" w:type="dxa"/>
-              <w:bottom w:w="80" w:type="dxa"/>
-              <w:left w:w="150" w:type="dxa"/>
-              <w:right w:w="150" w:type="dxa"/>
-            </w:tcMar>
-          </w:tcPr>
-          <w:p>
-            <w:pPr>
-              <w:spacing w:before="40" w:after="40"/>
-            </w:pPr>
-            <w:r>
-              <w:rPr>
-                <w:rFonts w:ascii="Calibri" w:hAnsi="Calibri"/>
-                <w:color w:val="333333"/>
-                <w:sz w:val="18"/>
-              </w:rPr>
-              <w:t>4 (High)</w:t>
-            </w:r>
-          </w:p>
-        </w:tc>
-        <w:tc>
-          <w:tcPr>
-            <w:tcW w:type="dxa" w:w="1170"/>
-            <w:tcMar>
-              <w:top w:w="80" w:type="dxa"/>
-              <w:bottom w:w="80" w:type="dxa"/>
-              <w:left w:w="150" w:type="dxa"/>
-              <w:right w:w="150" w:type="dxa"/>
-            </w:tcMar>
-          </w:tcPr>
-          <w:p>
-            <w:pPr>
-              <w:spacing w:before="40" w:after="40"/>
-            </w:pPr>
-            <w:r>
-              <w:rPr>
-                <w:rFonts w:ascii="Calibri" w:hAnsi="Calibri"/>
-                <w:color w:val="333333"/>
-                <w:sz w:val="18"/>
-              </w:rPr>
-              <w:t>16 (High)</w:t>
-            </w:r>
-          </w:p>
-        </w:tc>
-        <w:tc>
-          <w:tcPr>
-            <w:tcW w:type="dxa" w:w="1170"/>
-            <w:tcMar>
-              <w:top w:w="80" w:type="dxa"/>
-              <w:bottom w:w="80" w:type="dxa"/>
-              <w:left w:w="150" w:type="dxa"/>
-              <w:right w:w="150" w:type="dxa"/>
-            </w:tcMar>
-          </w:tcPr>
-          <w:p>
-            <w:pPr>
-              <w:spacing w:before="40" w:after="40"/>
-            </w:pPr>
-            <w:r>
-              <w:rPr>
-                <w:rFonts w:ascii="Calibri" w:hAnsi="Calibri"/>
-                <w:color w:val="333333"/>
-                <w:sz w:val="18"/>
-              </w:rPr>
-              <w:t>Formalized a Holistic SDLC Contribution Model incorporating all 31 Jira tickets, testing artifacts, and database models to ensure balanced mark distribution.</w:t>
-            </w:r>
-          </w:p>
-        </w:tc>
-        <w:tc>
-          <w:tcPr>
-            <w:tcW w:type="dxa" w:w="1170"/>
-            <w:tcMar>
-              <w:top w:w="80" w:type="dxa"/>
-              <w:bottom w:w="80" w:type="dxa"/>
-              <w:left w:w="150" w:type="dxa"/>
-              <w:right w:w="150" w:type="dxa"/>
-            </w:tcMar>
-          </w:tcPr>
-          <w:p>
-            <w:pPr>
-              <w:spacing w:before="40" w:after="40"/>
-            </w:pPr>
-            <w:r>
-              <w:rPr>
-                <w:rFonts w:ascii="Calibri" w:hAnsi="Calibri"/>
-                <w:color w:val="333333"/>
-                <w:sz w:val="18"/>
-              </w:rPr>
-              <w:t>✅ Resolved</w:t>
-            </w:r>
-          </w:p>
-        </w:tc>
-      </w:tr>
-    </w:tbl>
-    <w:p>
-      <w:pPr>
-        <w:spacing w:after="120"/>
-      </w:pPr>
-    </w:p>
     <w:sectPr>
       <w:pgSz w:w="12240" w:h="15840"/>
-      <w:pgMar w:top="1440" w:right="1440" w:bottom="1440" w:left="1440" w:header="720" w:footer="720" w:gutter="0"/>
+      <w:pgMar w:top="1152" w:right="1296" w:bottom="1152" w:left="1296" w:header="720" w:footer="720" w:gutter="0"/>
       <w:cols w:space="720"/>
       <w:docGrid w:linePitch="360"/>
     </w:sectPr>
